--- a/ALL_FILES/homework_module-16-capstone-systems-synthesis-questions.docx
+++ b/ALL_FILES/homework_module-16-capstone-systems-synthesis-questions.docx
@@ -11,143 +11,135 @@
       </w:r>
     </w:p>
     <w:p>
+      <w:pPr>
+        <w:keepLines/>
+      </w:pPr>
       <w:r>
         <w:t xml:space="preserve">1. </w:t>
       </w:r>
       <w:r>
-        <w:br/>
-      </w:r>
-      <w:r>
         <w:t>How can a molecular change affect an ecosystem?</w:t>
-      </w:r>
-      <w:r>
-        <w:br/>
       </w:r>
     </w:p>
     <w:p>
+      <w:pPr>
+        <w:keepLines/>
+      </w:pPr>
       <w:r>
         <w:t xml:space="preserve">2. </w:t>
       </w:r>
       <w:r>
-        <w:br/>
-      </w:r>
-      <w:r>
         <w:t>Why does scale matter in biological explanation?</w:t>
-      </w:r>
-      <w:r>
-        <w:br/>
       </w:r>
     </w:p>
     <w:p>
+      <w:pPr>
+        <w:keepLines/>
+      </w:pPr>
       <w:r>
         <w:t xml:space="preserve">3. </w:t>
       </w:r>
       <w:r>
-        <w:br/>
-      </w:r>
-      <w:r>
         <w:t>What is a mechanism chain?</w:t>
-      </w:r>
-      <w:r>
-        <w:br/>
       </w:r>
     </w:p>
     <w:p>
+      <w:pPr>
+        <w:keepLines/>
+      </w:pPr>
       <w:r>
         <w:t xml:space="preserve">4. </w:t>
       </w:r>
       <w:r>
-        <w:br/>
-      </w:r>
-      <w:r>
         <w:t>How can feedback limit or amplify change?</w:t>
-      </w:r>
-      <w:r>
-        <w:br/>
       </w:r>
     </w:p>
     <w:p>
+      <w:pPr>
+        <w:keepLines/>
+      </w:pPr>
       <w:r>
         <w:t xml:space="preserve">5. </w:t>
       </w:r>
       <w:r>
-        <w:br/>
-      </w:r>
-      <w:r>
         <w:t>Why are tradeoffs common in biology?</w:t>
-      </w:r>
-      <w:r>
-        <w:br/>
       </w:r>
     </w:p>
     <w:p>
+      <w:pPr>
+        <w:keepLines/>
+      </w:pPr>
       <w:r>
         <w:t xml:space="preserve">6. </w:t>
       </w:r>
       <w:r>
-        <w:br/>
-      </w:r>
-      <w:r>
         <w:t>How do constraints shape biological systems?</w:t>
-      </w:r>
-      <w:r>
-        <w:br/>
       </w:r>
     </w:p>
     <w:p>
+      <w:pPr>
+        <w:keepLines/>
+      </w:pPr>
       <w:r>
         <w:t xml:space="preserve">7. </w:t>
       </w:r>
       <w:r>
-        <w:br/>
-      </w:r>
-      <w:r>
         <w:t>What evidence belongs at molecular, organismal, or ecosystem scale?</w:t>
-      </w:r>
-      <w:r>
-        <w:br/>
       </w:r>
     </w:p>
     <w:p>
+      <w:pPr>
+        <w:keepLines/>
+      </w:pPr>
       <w:r>
         <w:t xml:space="preserve">8. </w:t>
       </w:r>
       <w:r>
-        <w:br/>
-      </w:r>
-      <w:r>
         <w:t>How can a lab result support a capstone explanation?</w:t>
-      </w:r>
-      <w:r>
-        <w:br/>
       </w:r>
     </w:p>
     <w:p>
+      <w:pPr>
+        <w:keepLines/>
+      </w:pPr>
       <w:r>
         <w:t xml:space="preserve">9. </w:t>
       </w:r>
       <w:r>
-        <w:br/>
-      </w:r>
-      <w:r>
         <w:t>How should an explanation change when evidence conflicts?</w:t>
-      </w:r>
-      <w:r>
-        <w:br/>
       </w:r>
     </w:p>
     <w:p>
+      <w:pPr>
+        <w:keepLines/>
+      </w:pPr>
       <w:r>
         <w:t xml:space="preserve">10. </w:t>
       </w:r>
       <w:r>
-        <w:br/>
+        <w:t>What makes a synthesis stronger than a list of facts?</w:t>
+      </w:r>
+    </w:p>
+    <w:p>
+      <w:pPr>
+        <w:keepLines/>
+      </w:pPr>
+      <w:r>
+        <w:t xml:space="preserve">11. </w:t>
       </w:r>
       <w:r>
-        <w:t>What makes a synthesis stronger than a list of facts?</w:t>
+        <w:t>A drought-tolerant plant variant becomes more common while herbivores decline. Build a proposed mechanism chain and give one alternative explanation for the herbivore decline.</w:t>
+      </w:r>
+    </w:p>
+    <w:p>
+      <w:pPr>
+        <w:keepLines/>
+      </w:pPr>
+      <w:r>
+        <w:t xml:space="preserve">12. </w:t>
       </w:r>
       <w:r>
-        <w:br/>
+        <w:t>Choose one link in your chain. Specify a comparison, a measurement, and a result that would make you revise that link.</w:t>
       </w:r>
     </w:p>
     <w:sectPr>
@@ -586,7 +578,7 @@
       <w:rFonts w:asciiTheme="majorHAnsi" w:eastAsiaTheme="majorEastAsia" w:hAnsiTheme="majorHAnsi" w:cstheme="majorBidi"/>
       <w:b/>
       <w:bCs/>
-      <w:color w:val="365F91" w:themeColor="accent1" w:themeShade="BF"/>
+      <w:color w:val="000000"/>
       <w:sz w:val="28"/>
       <w:szCs w:val="28"/>
     </w:rPr>
@@ -610,7 +602,7 @@
       <w:rFonts w:asciiTheme="majorHAnsi" w:eastAsiaTheme="majorEastAsia" w:hAnsiTheme="majorHAnsi" w:cstheme="majorBidi"/>
       <w:b/>
       <w:bCs/>
-      <w:color w:val="4F81BD" w:themeColor="accent1"/>
+      <w:color w:val="000000"/>
       <w:sz w:val="26"/>
       <w:szCs w:val="26"/>
     </w:rPr>
@@ -634,7 +626,7 @@
       <w:rFonts w:asciiTheme="majorHAnsi" w:eastAsiaTheme="majorEastAsia" w:hAnsiTheme="majorHAnsi" w:cstheme="majorBidi"/>
       <w:b/>
       <w:bCs/>
-      <w:color w:val="4F81BD" w:themeColor="accent1"/>
+      <w:color w:val="000000"/>
     </w:rPr>
   </w:style>
   <w:style w:type="paragraph" w:styleId="Heading4">
@@ -659,7 +651,7 @@
       <w:bCs/>
       <w:i/>
       <w:iCs/>
-      <w:color w:val="4F81BD" w:themeColor="accent1"/>
+      <w:color w:val="000000"/>
     </w:rPr>
   </w:style>
   <w:style w:type="paragraph" w:styleId="Heading5">
@@ -680,7 +672,7 @@
     </w:pPr>
     <w:rPr>
       <w:rFonts w:asciiTheme="majorHAnsi" w:eastAsiaTheme="majorEastAsia" w:hAnsiTheme="majorHAnsi" w:cstheme="majorBidi"/>
-      <w:color w:val="243F60" w:themeColor="accent1" w:themeShade="7F"/>
+      <w:color w:val="000000"/>
     </w:rPr>
   </w:style>
   <w:style w:type="paragraph" w:styleId="Heading6">
@@ -703,7 +695,7 @@
       <w:rFonts w:asciiTheme="majorHAnsi" w:eastAsiaTheme="majorEastAsia" w:hAnsiTheme="majorHAnsi" w:cstheme="majorBidi"/>
       <w:i/>
       <w:iCs/>
-      <w:color w:val="243F60" w:themeColor="accent1" w:themeShade="7F"/>
+      <w:color w:val="000000"/>
     </w:rPr>
   </w:style>
   <w:style w:type="paragraph" w:styleId="Heading7">
@@ -873,7 +865,7 @@
     </w:pPr>
     <w:rPr>
       <w:rFonts w:asciiTheme="majorHAnsi" w:eastAsiaTheme="majorEastAsia" w:hAnsiTheme="majorHAnsi" w:cstheme="majorBidi"/>
-      <w:color w:val="17365D" w:themeColor="text2" w:themeShade="BF"/>
+      <w:color w:val="000000"/>
       <w:spacing w:val="5"/>
       <w:kern w:val="28"/>
       <w:sz w:val="52"/>
@@ -912,7 +904,7 @@
       <w:rFonts w:asciiTheme="majorHAnsi" w:eastAsiaTheme="majorEastAsia" w:hAnsiTheme="majorHAnsi" w:cstheme="majorBidi"/>
       <w:i/>
       <w:iCs/>
-      <w:color w:val="4F81BD" w:themeColor="accent1"/>
+      <w:color w:val="000000"/>
       <w:spacing w:val="15"/>
       <w:sz w:val="24"/>
       <w:szCs w:val="24"/>
